--- a/docs/灵运BI看板_项目完全手册_小白版.docx
+++ b/docs/灵运BI看板_项目完全手册_小白版.docx
@@ -1479,7 +1479,7 @@
           <w:b/>
           <w:bCs/>
         </w:rPr>
-        <w:t xml:space="preserve">五、重点：从“金山文档”换成“Excel”，到底变了什么？</w:t>
+        <w:t xml:space="preserve">五、重点：数据到底来自哪几份 Excel（2026-09-18 复核）</w:t>
       </w:r>
     </w:p>
     <w:p>
@@ -1494,7 +1494,7 @@
           <w:sz w:val="22"/>
           <w:szCs w:val="22"/>
         </w:rPr>
-        <w:t xml:space="preserve">你问的这个问题非常关键。结论先说：数据来源从「在线的金山文档（WPS 云表格）」改成了「本地 Excel 文件」，取数方式、维护方式、出错风险都随之变化。下面对比说明。</w:t>
+        <w:t xml:space="preserve">你问的这个问题非常关键，而且我们中途有过误判，这里用最新核实结果说清楚。结论先说：看板绝不是只用「一份」Excel，而是「多份本地 Excel 离线拼出来」的，并且目前仍有 2 个数据块残留着旧的「金山文档在线」来源。下面逐项讲明白。</w:t>
       </w:r>
     </w:p>
     <w:p>
@@ -1506,7 +1506,662 @@
           <w:b/>
           <w:bCs/>
         </w:rPr>
-        <w:t xml:space="preserve">5.1 以前（金山文档在线表格）怎么做</w:t>
+        <w:t xml:space="preserve">5.1 现在到底有几份 Excel（已统一收口到 build/sources/）</w:t>
+      </w:r>
+    </w:p>
+    <w:p>
+      <w:pPr>
+        <w:spacing w:after="120" w:line="288"/>
+      </w:pPr>
+      <w:r>
+        <w:rPr>
+          <w:b w:val="false"/>
+          <w:bCs w:val="false"/>
+          <w:color w:val="000000"/>
+          <w:sz w:val="22"/>
+          <w:szCs w:val="22"/>
+        </w:rPr>
+        <w:t xml:space="preserve">团队维护的数据源目前有 4 份真实业务 Excel，已全部复制到项目的 build/sources/ 目录（不再依赖个人电脑的 Downloads 或微信缓存），由赵莹统一用脚本重新生成数据。另有 3 份「模拟/分类」源 Excel 也放在 build/sources/ 并已提交 git：</w:t>
+      </w:r>
+    </w:p>
+    <w:tbl>
+      <w:tblPr>
+        <w:tblW w:type="dxa" w:w="11626"/>
+        <w:tblBorders>
+          <w:top w:val="single" w:color="auto" w:sz="4"/>
+          <w:left w:val="single" w:color="auto" w:sz="4"/>
+          <w:bottom w:val="single" w:color="auto" w:sz="4"/>
+          <w:right w:val="single" w:color="auto" w:sz="4"/>
+          <w:insideH w:val="single" w:color="auto" w:sz="4"/>
+          <w:insideV w:val="single" w:color="auto" w:sz="4"/>
+        </w:tblBorders>
+      </w:tblPr>
+      <w:tblGrid>
+        <w:gridCol w:w="600"/>
+        <w:gridCol w:w="4626"/>
+        <w:gridCol w:w="3200"/>
+        <w:gridCol w:w="3200"/>
+      </w:tblGrid>
+      <w:tr>
+        <w:tc>
+          <w:tcPr>
+            <w:tcW w:type="dxa" w:w="600"/>
+            <w:tcBorders>
+              <w:top w:val="single" w:color="BFBFBF" w:sz="1"/>
+              <w:left w:val="single" w:color="BFBFBF" w:sz="1"/>
+              <w:bottom w:val="single" w:color="BFBFBF" w:sz="1"/>
+              <w:right w:val="single" w:color="BFBFBF" w:sz="1"/>
+            </w:tcBorders>
+            <w:shd w:fill="2E75B6" w:val="clear"/>
+            <w:tcMar>
+              <w:top w:type="dxa" w:w="60"/>
+              <w:left w:type="dxa" w:w="100"/>
+              <w:bottom w:type="dxa" w:w="60"/>
+              <w:right w:type="dxa" w:w="100"/>
+            </w:tcMar>
+          </w:tcPr>
+          <w:p>
+            <w:r>
+              <w:rPr>
+                <w:b/>
+                <w:bCs/>
+                <w:color w:val="FFFFFF"/>
+                <w:sz w:val="20"/>
+                <w:szCs w:val="20"/>
+              </w:rPr>
+              <w:t xml:space="preserve">#</w:t>
+            </w:r>
+          </w:p>
+        </w:tc>
+        <w:tc>
+          <w:tcPr>
+            <w:tcW w:type="dxa" w:w="4626"/>
+            <w:tcBorders>
+              <w:top w:val="single" w:color="BFBFBF" w:sz="1"/>
+              <w:left w:val="single" w:color="BFBFBF" w:sz="1"/>
+              <w:bottom w:val="single" w:color="BFBFBF" w:sz="1"/>
+              <w:right w:val="single" w:color="BFBFBF" w:sz="1"/>
+            </w:tcBorders>
+            <w:shd w:fill="2E75B6" w:val="clear"/>
+            <w:tcMar>
+              <w:top w:type="dxa" w:w="60"/>
+              <w:left w:type="dxa" w:w="100"/>
+              <w:bottom w:type="dxa" w:w="60"/>
+              <w:right w:type="dxa" w:w="100"/>
+            </w:tcMar>
+          </w:tcPr>
+          <w:p>
+            <w:r>
+              <w:rPr>
+                <w:b/>
+                <w:bCs/>
+                <w:color w:val="FFFFFF"/>
+                <w:sz w:val="20"/>
+                <w:szCs w:val="20"/>
+              </w:rPr>
+              <w:t xml:space="preserve">Excel 文件</w:t>
+            </w:r>
+          </w:p>
+        </w:tc>
+        <w:tc>
+          <w:tcPr>
+            <w:tcW w:type="dxa" w:w="3200"/>
+            <w:tcBorders>
+              <w:top w:val="single" w:color="BFBFBF" w:sz="1"/>
+              <w:left w:val="single" w:color="BFBFBF" w:sz="1"/>
+              <w:bottom w:val="single" w:color="BFBFBF" w:sz="1"/>
+              <w:right w:val="single" w:color="BFBFBF" w:sz="1"/>
+            </w:tcBorders>
+            <w:shd w:fill="2E75B6" w:val="clear"/>
+            <w:tcMar>
+              <w:top w:type="dxa" w:w="60"/>
+              <w:left w:type="dxa" w:w="100"/>
+              <w:bottom w:type="dxa" w:w="60"/>
+              <w:right w:type="dxa" w:w="100"/>
+            </w:tcMar>
+          </w:tcPr>
+          <w:p>
+            <w:r>
+              <w:rPr>
+                <w:b/>
+                <w:bCs/>
+                <w:color w:val="FFFFFF"/>
+                <w:sz w:val="20"/>
+                <w:szCs w:val="20"/>
+              </w:rPr>
+              <w:t xml:space="preserve">由哪个脚本读取</w:t>
+            </w:r>
+          </w:p>
+        </w:tc>
+        <w:tc>
+          <w:tcPr>
+            <w:tcW w:type="dxa" w:w="3200"/>
+            <w:tcBorders>
+              <w:top w:val="single" w:color="BFBFBF" w:sz="1"/>
+              <w:left w:val="single" w:color="BFBFBF" w:sz="1"/>
+              <w:bottom w:val="single" w:color="BFBFBF" w:sz="1"/>
+              <w:right w:val="single" w:color="BFBFBF" w:sz="1"/>
+            </w:tcBorders>
+            <w:shd w:fill="2E75B6" w:val="clear"/>
+            <w:tcMar>
+              <w:top w:type="dxa" w:w="60"/>
+              <w:left w:type="dxa" w:w="100"/>
+              <w:bottom w:type="dxa" w:w="60"/>
+              <w:right w:type="dxa" w:w="100"/>
+            </w:tcMar>
+          </w:tcPr>
+          <w:p>
+            <w:r>
+              <w:rPr>
+                <w:b/>
+                <w:bCs/>
+                <w:color w:val="FFFFFF"/>
+                <w:sz w:val="20"/>
+                <w:szCs w:val="20"/>
+              </w:rPr>
+              <w:t xml:space="preserve">喂给看板的哪些内容</w:t>
+            </w:r>
+          </w:p>
+        </w:tc>
+      </w:tr>
+      <w:tr>
+        <w:tc>
+          <w:tcPr>
+            <w:tcW w:type="dxa" w:w="600"/>
+            <w:tcBorders>
+              <w:top w:val="single" w:color="BFBFBF" w:sz="1"/>
+              <w:left w:val="single" w:color="BFBFBF" w:sz="1"/>
+              <w:bottom w:val="single" w:color="BFBFBF" w:sz="1"/>
+              <w:right w:val="single" w:color="BFBFBF" w:sz="1"/>
+            </w:tcBorders>
+            <w:tcMar>
+              <w:top w:type="dxa" w:w="60"/>
+              <w:left w:type="dxa" w:w="100"/>
+              <w:bottom w:type="dxa" w:w="60"/>
+              <w:right w:type="dxa" w:w="100"/>
+            </w:tcMar>
+          </w:tcPr>
+          <w:p>
+            <w:pPr>
+              <w:spacing w:line="264"/>
+            </w:pPr>
+            <w:r>
+              <w:rPr>
+                <w:sz w:val="20"/>
+                <w:szCs w:val="20"/>
+              </w:rPr>
+              <w:t xml:space="preserve">1</w:t>
+            </w:r>
+          </w:p>
+        </w:tc>
+        <w:tc>
+          <w:tcPr>
+            <w:tcW w:type="dxa" w:w="4626"/>
+            <w:tcBorders>
+              <w:top w:val="single" w:color="BFBFBF" w:sz="1"/>
+              <w:left w:val="single" w:color="BFBFBF" w:sz="1"/>
+              <w:bottom w:val="single" w:color="BFBFBF" w:sz="1"/>
+              <w:right w:val="single" w:color="BFBFBF" w:sz="1"/>
+            </w:tcBorders>
+            <w:tcMar>
+              <w:top w:type="dxa" w:w="60"/>
+              <w:left w:type="dxa" w:w="100"/>
+              <w:bottom w:type="dxa" w:w="60"/>
+              <w:right w:type="dxa" w:w="100"/>
+            </w:tcMar>
+          </w:tcPr>
+          <w:p>
+            <w:pPr>
+              <w:spacing w:line="264"/>
+            </w:pPr>
+            <w:r>
+              <w:rPr>
+                <w:sz w:val="20"/>
+                <w:szCs w:val="20"/>
+              </w:rPr>
+              <w:t xml:space="preserve">《【合】灵运BI重要数据（终版）.xlsx》</w:t>
+            </w:r>
+          </w:p>
+        </w:tc>
+        <w:tc>
+          <w:tcPr>
+            <w:tcW w:type="dxa" w:w="3200"/>
+            <w:tcBorders>
+              <w:top w:val="single" w:color="BFBFBF" w:sz="1"/>
+              <w:left w:val="single" w:color="BFBFBF" w:sz="1"/>
+              <w:bottom w:val="single" w:color="BFBFBF" w:sz="1"/>
+              <w:right w:val="single" w:color="BFBFBF" w:sz="1"/>
+            </w:tcBorders>
+            <w:tcMar>
+              <w:top w:type="dxa" w:w="60"/>
+              <w:left w:type="dxa" w:w="100"/>
+              <w:bottom w:type="dxa" w:w="60"/>
+              <w:right w:type="dxa" w:w="100"/>
+            </w:tcMar>
+          </w:tcPr>
+          <w:p>
+            <w:pPr>
+              <w:spacing w:line="264"/>
+            </w:pPr>
+            <w:r>
+              <w:rPr>
+                <w:sz w:val="20"/>
+                <w:szCs w:val="20"/>
+              </w:rPr>
+              <w:t xml:space="preserve">build_from_xlsx.py</w:t>
+            </w:r>
+          </w:p>
+        </w:tc>
+        <w:tc>
+          <w:tcPr>
+            <w:tcW w:type="dxa" w:w="3200"/>
+            <w:tcBorders>
+              <w:top w:val="single" w:color="BFBFBF" w:sz="1"/>
+              <w:left w:val="single" w:color="BFBFBF" w:sz="1"/>
+              <w:bottom w:val="single" w:color="BFBFBF" w:sz="1"/>
+              <w:right w:val="single" w:color="BFBFBF" w:sz="1"/>
+            </w:tcBorders>
+            <w:tcMar>
+              <w:top w:type="dxa" w:w="60"/>
+              <w:left w:type="dxa" w:w="100"/>
+              <w:bottom w:type="dxa" w:w="60"/>
+              <w:right w:type="dxa" w:w="100"/>
+            </w:tcMar>
+          </w:tcPr>
+          <w:p>
+            <w:pPr>
+              <w:spacing w:line="264"/>
+            </w:pPr>
+            <w:r>
+              <w:rPr>
+                <w:sz w:val="20"/>
+                <w:szCs w:val="20"/>
+              </w:rPr>
+              <w:t xml:space="preserve">总览、各省总览、应用聚合（主数据）</w:t>
+            </w:r>
+          </w:p>
+        </w:tc>
+      </w:tr>
+      <w:tr>
+        <w:tc>
+          <w:tcPr>
+            <w:tcW w:type="dxa" w:w="600"/>
+            <w:tcBorders>
+              <w:top w:val="single" w:color="BFBFBF" w:sz="1"/>
+              <w:left w:val="single" w:color="BFBFBF" w:sz="1"/>
+              <w:bottom w:val="single" w:color="BFBFBF" w:sz="1"/>
+              <w:right w:val="single" w:color="BFBFBF" w:sz="1"/>
+            </w:tcBorders>
+            <w:tcMar>
+              <w:top w:type="dxa" w:w="60"/>
+              <w:left w:type="dxa" w:w="100"/>
+              <w:bottom w:type="dxa" w:w="60"/>
+              <w:right w:type="dxa" w:w="100"/>
+            </w:tcMar>
+          </w:tcPr>
+          <w:p>
+            <w:pPr>
+              <w:spacing w:line="264"/>
+            </w:pPr>
+            <w:r>
+              <w:rPr>
+                <w:sz w:val="20"/>
+                <w:szCs w:val="20"/>
+              </w:rPr>
+              <w:t xml:space="preserve">2</w:t>
+            </w:r>
+          </w:p>
+        </w:tc>
+        <w:tc>
+          <w:tcPr>
+            <w:tcW w:type="dxa" w:w="4626"/>
+            <w:tcBorders>
+              <w:top w:val="single" w:color="BFBFBF" w:sz="1"/>
+              <w:left w:val="single" w:color="BFBFBF" w:sz="1"/>
+              <w:bottom w:val="single" w:color="BFBFBF" w:sz="1"/>
+              <w:right w:val="single" w:color="BFBFBF" w:sz="1"/>
+            </w:tcBorders>
+            <w:tcMar>
+              <w:top w:type="dxa" w:w="60"/>
+              <w:left w:type="dxa" w:w="100"/>
+              <w:bottom w:type="dxa" w:w="60"/>
+              <w:right w:type="dxa" w:w="100"/>
+            </w:tcMar>
+          </w:tcPr>
+          <w:p>
+            <w:pPr>
+              <w:spacing w:line="264"/>
+            </w:pPr>
+            <w:r>
+              <w:rPr>
+                <w:sz w:val="20"/>
+                <w:szCs w:val="20"/>
+              </w:rPr>
+              <w:t xml:space="preserve">《【合】灵运BI重要数据（终版） (1).xlsx》（终版副本）</w:t>
+            </w:r>
+          </w:p>
+        </w:tc>
+        <w:tc>
+          <w:tcPr>
+            <w:tcW w:type="dxa" w:w="3200"/>
+            <w:tcBorders>
+              <w:top w:val="single" w:color="BFBFBF" w:sz="1"/>
+              <w:left w:val="single" w:color="BFBFBF" w:sz="1"/>
+              <w:bottom w:val="single" w:color="BFBFBF" w:sz="1"/>
+              <w:right w:val="single" w:color="BFBFBF" w:sz="1"/>
+            </w:tcBorders>
+            <w:tcMar>
+              <w:top w:type="dxa" w:w="60"/>
+              <w:left w:type="dxa" w:w="100"/>
+              <w:bottom w:type="dxa" w:w="60"/>
+              <w:right w:type="dxa" w:w="100"/>
+            </w:tcMar>
+          </w:tcPr>
+          <w:p>
+            <w:pPr>
+              <w:spacing w:line="264"/>
+            </w:pPr>
+            <w:r>
+              <w:rPr>
+                <w:sz w:val="20"/>
+                <w:szCs w:val="20"/>
+              </w:rPr>
+              <w:t xml:space="preserve">extract_province_list.py + merge_province_list.js</w:t>
+            </w:r>
+          </w:p>
+        </w:tc>
+        <w:tc>
+          <w:tcPr>
+            <w:tcW w:type="dxa" w:w="3200"/>
+            <w:tcBorders>
+              <w:top w:val="single" w:color="BFBFBF" w:sz="1"/>
+              <w:left w:val="single" w:color="BFBFBF" w:sz="1"/>
+              <w:bottom w:val="single" w:color="BFBFBF" w:sz="1"/>
+              <w:right w:val="single" w:color="BFBFBF" w:sz="1"/>
+            </w:tcBorders>
+            <w:tcMar>
+              <w:top w:type="dxa" w:w="60"/>
+              <w:left w:type="dxa" w:w="100"/>
+              <w:bottom w:type="dxa" w:w="60"/>
+              <w:right w:type="dxa" w:w="100"/>
+            </w:tcMar>
+          </w:tcPr>
+          <w:p>
+            <w:pPr>
+              <w:spacing w:line="264"/>
+            </w:pPr>
+            <w:r>
+              <w:rPr>
+                <w:sz w:val="20"/>
+                <w:szCs w:val="20"/>
+              </w:rPr>
+              <w:t xml:space="preserve">给智能体明细并入“节约金额/是否正向价值”等字段</w:t>
+            </w:r>
+          </w:p>
+        </w:tc>
+      </w:tr>
+      <w:tr>
+        <w:tc>
+          <w:tcPr>
+            <w:tcW w:type="dxa" w:w="600"/>
+            <w:tcBorders>
+              <w:top w:val="single" w:color="BFBFBF" w:sz="1"/>
+              <w:left w:val="single" w:color="BFBFBF" w:sz="1"/>
+              <w:bottom w:val="single" w:color="BFBFBF" w:sz="1"/>
+              <w:right w:val="single" w:color="BFBFBF" w:sz="1"/>
+            </w:tcBorders>
+            <w:tcMar>
+              <w:top w:type="dxa" w:w="60"/>
+              <w:left w:type="dxa" w:w="100"/>
+              <w:bottom w:type="dxa" w:w="60"/>
+              <w:right w:type="dxa" w:w="100"/>
+            </w:tcMar>
+          </w:tcPr>
+          <w:p>
+            <w:pPr>
+              <w:spacing w:line="264"/>
+            </w:pPr>
+            <w:r>
+              <w:rPr>
+                <w:sz w:val="20"/>
+                <w:szCs w:val="20"/>
+              </w:rPr>
+              <w:t xml:space="preserve">3</w:t>
+            </w:r>
+          </w:p>
+        </w:tc>
+        <w:tc>
+          <w:tcPr>
+            <w:tcW w:type="dxa" w:w="4626"/>
+            <w:tcBorders>
+              <w:top w:val="single" w:color="BFBFBF" w:sz="1"/>
+              <w:left w:val="single" w:color="BFBFBF" w:sz="1"/>
+              <w:bottom w:val="single" w:color="BFBFBF" w:sz="1"/>
+              <w:right w:val="single" w:color="BFBFBF" w:sz="1"/>
+            </w:tcBorders>
+            <w:tcMar>
+              <w:top w:type="dxa" w:w="60"/>
+              <w:left w:type="dxa" w:w="100"/>
+              <w:bottom w:type="dxa" w:w="60"/>
+              <w:right w:type="dxa" w:w="100"/>
+            </w:tcMar>
+          </w:tcPr>
+          <w:p>
+            <w:pPr>
+              <w:spacing w:line="264"/>
+            </w:pPr>
+            <w:r>
+              <w:rPr>
+                <w:sz w:val="20"/>
+                <w:szCs w:val="20"/>
+              </w:rPr>
+              <w:t xml:space="preserve">《质效分析.xlsx》</w:t>
+            </w:r>
+          </w:p>
+        </w:tc>
+        <w:tc>
+          <w:tcPr>
+            <w:tcW w:type="dxa" w:w="3200"/>
+            <w:tcBorders>
+              <w:top w:val="single" w:color="BFBFBF" w:sz="1"/>
+              <w:left w:val="single" w:color="BFBFBF" w:sz="1"/>
+              <w:bottom w:val="single" w:color="BFBFBF" w:sz="1"/>
+              <w:right w:val="single" w:color="BFBFBF" w:sz="1"/>
+            </w:tcBorders>
+            <w:tcMar>
+              <w:top w:type="dxa" w:w="60"/>
+              <w:left w:type="dxa" w:w="100"/>
+              <w:bottom w:type="dxa" w:w="60"/>
+              <w:right w:type="dxa" w:w="100"/>
+            </w:tcMar>
+          </w:tcPr>
+          <w:p>
+            <w:pPr>
+              <w:spacing w:line="264"/>
+            </w:pPr>
+            <w:r>
+              <w:rPr>
+                <w:sz w:val="20"/>
+                <w:szCs w:val="20"/>
+              </w:rPr>
+              <w:t xml:space="preserve">build_extra.py</w:t>
+            </w:r>
+          </w:p>
+        </w:tc>
+        <w:tc>
+          <w:tcPr>
+            <w:tcW w:type="dxa" w:w="3200"/>
+            <w:tcBorders>
+              <w:top w:val="single" w:color="BFBFBF" w:sz="1"/>
+              <w:left w:val="single" w:color="BFBFBF" w:sz="1"/>
+              <w:bottom w:val="single" w:color="BFBFBF" w:sz="1"/>
+              <w:right w:val="single" w:color="BFBFBF" w:sz="1"/>
+            </w:tcBorders>
+            <w:tcMar>
+              <w:top w:type="dxa" w:w="60"/>
+              <w:left w:type="dxa" w:w="100"/>
+              <w:bottom w:type="dxa" w:w="60"/>
+              <w:right w:type="dxa" w:w="100"/>
+            </w:tcMar>
+          </w:tcPr>
+          <w:p>
+            <w:pPr>
+              <w:spacing w:line="264"/>
+            </w:pPr>
+            <w:r>
+              <w:rPr>
+                <w:sz w:val="20"/>
+                <w:szCs w:val="20"/>
+              </w:rPr>
+              <w:t xml:space="preserve">质效月度汇总、31 分中心等效人年排名</w:t>
+            </w:r>
+          </w:p>
+        </w:tc>
+      </w:tr>
+      <w:tr>
+        <w:tc>
+          <w:tcPr>
+            <w:tcW w:type="dxa" w:w="600"/>
+            <w:tcBorders>
+              <w:top w:val="single" w:color="BFBFBF" w:sz="1"/>
+              <w:left w:val="single" w:color="BFBFBF" w:sz="1"/>
+              <w:bottom w:val="single" w:color="BFBFBF" w:sz="1"/>
+              <w:right w:val="single" w:color="BFBFBF" w:sz="1"/>
+            </w:tcBorders>
+            <w:tcMar>
+              <w:top w:type="dxa" w:w="60"/>
+              <w:left w:type="dxa" w:w="100"/>
+              <w:bottom w:type="dxa" w:w="60"/>
+              <w:right w:type="dxa" w:w="100"/>
+            </w:tcMar>
+          </w:tcPr>
+          <w:p>
+            <w:pPr>
+              <w:spacing w:line="264"/>
+            </w:pPr>
+            <w:r>
+              <w:rPr>
+                <w:sz w:val="20"/>
+                <w:szCs w:val="20"/>
+              </w:rPr>
+              <w:t xml:space="preserve">4</w:t>
+            </w:r>
+          </w:p>
+        </w:tc>
+        <w:tc>
+          <w:tcPr>
+            <w:tcW w:type="dxa" w:w="4626"/>
+            <w:tcBorders>
+              <w:top w:val="single" w:color="BFBFBF" w:sz="1"/>
+              <w:left w:val="single" w:color="BFBFBF" w:sz="1"/>
+              <w:bottom w:val="single" w:color="BFBFBF" w:sz="1"/>
+              <w:right w:val="single" w:color="BFBFBF" w:sz="1"/>
+            </w:tcBorders>
+            <w:tcMar>
+              <w:top w:type="dxa" w:w="60"/>
+              <w:left w:type="dxa" w:w="100"/>
+              <w:bottom w:type="dxa" w:w="60"/>
+              <w:right w:type="dxa" w:w="100"/>
+            </w:tcMar>
+          </w:tcPr>
+          <w:p>
+            <w:pPr>
+              <w:spacing w:line="264"/>
+            </w:pPr>
+            <w:r>
+              <w:rPr>
+                <w:sz w:val="20"/>
+                <w:szCs w:val="20"/>
+              </w:rPr>
+              <w:t xml:space="preserve">《用户行为记录.xlsx》</w:t>
+            </w:r>
+          </w:p>
+        </w:tc>
+        <w:tc>
+          <w:tcPr>
+            <w:tcW w:type="dxa" w:w="3200"/>
+            <w:tcBorders>
+              <w:top w:val="single" w:color="BFBFBF" w:sz="1"/>
+              <w:left w:val="single" w:color="BFBFBF" w:sz="1"/>
+              <w:bottom w:val="single" w:color="BFBFBF" w:sz="1"/>
+              <w:right w:val="single" w:color="BFBFBF" w:sz="1"/>
+            </w:tcBorders>
+            <w:tcMar>
+              <w:top w:type="dxa" w:w="60"/>
+              <w:left w:type="dxa" w:w="100"/>
+              <w:bottom w:type="dxa" w:w="60"/>
+              <w:right w:type="dxa" w:w="100"/>
+            </w:tcMar>
+          </w:tcPr>
+          <w:p>
+            <w:pPr>
+              <w:spacing w:line="264"/>
+            </w:pPr>
+            <w:r>
+              <w:rPr>
+                <w:sz w:val="20"/>
+                <w:szCs w:val="20"/>
+              </w:rPr>
+              <w:t xml:space="preserve">build_extra.py</w:t>
+            </w:r>
+          </w:p>
+        </w:tc>
+        <w:tc>
+          <w:tcPr>
+            <w:tcW w:type="dxa" w:w="3200"/>
+            <w:tcBorders>
+              <w:top w:val="single" w:color="BFBFBF" w:sz="1"/>
+              <w:left w:val="single" w:color="BFBFBF" w:sz="1"/>
+              <w:bottom w:val="single" w:color="BFBFBF" w:sz="1"/>
+              <w:right w:val="single" w:color="BFBFBF" w:sz="1"/>
+            </w:tcBorders>
+            <w:tcMar>
+              <w:top w:type="dxa" w:w="60"/>
+              <w:left w:type="dxa" w:w="100"/>
+              <w:bottom w:type="dxa" w:w="60"/>
+              <w:right w:type="dxa" w:w="100"/>
+            </w:tcMar>
+          </w:tcPr>
+          <w:p>
+            <w:pPr>
+              <w:spacing w:line="264"/>
+            </w:pPr>
+            <w:r>
+              <w:rPr>
+                <w:sz w:val="20"/>
+                <w:szCs w:val="20"/>
+              </w:rPr>
+              <w:t xml:space="preserve">页面×省份×月 点击/访客/曝光埋点（周+月）</w:t>
+            </w:r>
+          </w:p>
+        </w:tc>
+      </w:tr>
+    </w:tbl>
+    <w:p>
+      <w:pPr>
+        <w:spacing w:after="120" w:line="288"/>
+      </w:pPr>
+      <w:r>
+        <w:rPr>
+          <w:b w:val="false"/>
+          <w:bCs w:val="false"/>
+          <w:color w:val="000000"/>
+          <w:sz w:val="22"/>
+          <w:szCs w:val="22"/>
+        </w:rPr>
+        <w:t xml:space="preserve">智能体卡片列表（113 条）、生命周期、分类字段，来自 build/sources/ 里的 3 份「模拟/分类」源 Excel（【智能体】模拟-v2、数据总览模拟_v2、智能体分类_20260902），这些已经随 git 提交，团队 pull 即可用。</w:t>
+      </w:r>
+    </w:p>
+    <w:p>
+      <w:pPr>
+        <w:pStyle w:val="Heading2"/>
+      </w:pPr>
+      <w:r>
+        <w:rPr>
+          <w:b/>
+          <w:bCs/>
+        </w:rPr>
+        <w:t xml:space="preserve">5.2 数据是怎么拼出来的（全离线，顺序固定）</w:t>
       </w:r>
     </w:p>
     <w:p>
@@ -1514,7 +2169,7 @@
         <w:pStyle w:val="ListParagraph"/>
         <w:numPr>
           <w:ilvl w:val="0"/>
-          <w:numId w:val="2"/>
+          <w:numId w:val="3"/>
         </w:numPr>
         <w:spacing w:after="60" w:line="276"/>
       </w:pPr>
@@ -1523,7 +2178,7 @@
           <w:sz w:val="22"/>
           <w:szCs w:val="22"/>
         </w:rPr>
-        <w:t xml:space="preserve">数据放在在线的金山文档（WPS 云表格）里，每人维护自己的那份。</w:t>
+        <w:t xml:space="preserve">python build/build_from_xlsx.py —— 用《终版》生成 data.js 主数据（总览/省份/智能体明细/案例/应用）。</w:t>
       </w:r>
     </w:p>
     <w:p>
@@ -1531,7 +2186,7 @@
         <w:pStyle w:val="ListParagraph"/>
         <w:numPr>
           <w:ilvl w:val="0"/>
-          <w:numId w:val="2"/>
+          <w:numId w:val="3"/>
         </w:numPr>
         <w:spacing w:after="60" w:line="276"/>
       </w:pPr>
@@ -1540,7 +2195,7 @@
           <w:sz w:val="22"/>
           <w:szCs w:val="22"/>
         </w:rPr>
-        <w:t xml:space="preserve">赵莹用一个「连接器」（wps_connector.py / kdocs_to_csv.py）把各份在线表格拉下来，转成 CSV，再用 fetch-data.py 合并进 data.js。</w:t>
+        <w:t xml:space="preserve">python build/extract_province_list.py —— 从《终版(1)》抽取“正向价值/节约金额”字段表。</w:t>
       </w:r>
     </w:p>
     <w:p>
@@ -1548,7 +2203,7 @@
         <w:pStyle w:val="ListParagraph"/>
         <w:numPr>
           <w:ilvl w:val="0"/>
-          <w:numId w:val="2"/>
+          <w:numId w:val="3"/>
         </w:numPr>
         <w:spacing w:after="60" w:line="276"/>
       </w:pPr>
@@ -1557,7 +2212,7 @@
           <w:sz w:val="22"/>
           <w:szCs w:val="22"/>
         </w:rPr>
-        <w:t xml:space="preserve">每个页面有个 pages/&lt;id&gt;.data-source.json，里面填文件 ID、表名、范围、字段，告诉连接器去哪取数。</w:t>
+        <w:t xml:space="preserve">node build/merge_province_list.js —— 把上面的字段并回 data.js 的智能体明细（约 3 万行全命中）。</w:t>
       </w:r>
     </w:p>
     <w:p>
@@ -1565,7 +2220,7 @@
         <w:pStyle w:val="ListParagraph"/>
         <w:numPr>
           <w:ilvl w:val="0"/>
-          <w:numId w:val="2"/>
+          <w:numId w:val="3"/>
         </w:numPr>
         <w:spacing w:after="60" w:line="276"/>
       </w:pPr>
@@ -1574,7 +2229,7 @@
           <w:sz w:val="22"/>
           <w:szCs w:val="22"/>
         </w:rPr>
-        <w:t xml:space="preserve">因为浏览器不能直接连金山文档（有鉴权和跨域限制），所以取数必须在电脑端用 Python 跑，不能网页直连。</w:t>
+        <w:t xml:space="preserve">python build/build_extra.py —— 用《质效分析》+《用户行为记录》覆盖质效/埋点块。</w:t>
       </w:r>
     </w:p>
     <w:p>
@@ -1582,7 +2237,7 @@
         <w:pStyle w:val="ListParagraph"/>
         <w:numPr>
           <w:ilvl w:val="0"/>
-          <w:numId w:val="2"/>
+          <w:numId w:val="3"/>
         </w:numPr>
         <w:spacing w:after="60" w:line="276"/>
       </w:pPr>
@@ -1591,19 +2246,7 @@
           <w:sz w:val="22"/>
           <w:szCs w:val="22"/>
         </w:rPr>
-        <w:t xml:space="preserve">需要联网、需要配置连接器、需要维护一堆 json 配置。</w:t>
-      </w:r>
-    </w:p>
-    <w:p>
-      <w:pPr>
-        <w:pStyle w:val="Heading2"/>
-      </w:pPr>
-      <w:r>
-        <w:rPr>
-          <w:b/>
-          <w:bCs/>
-        </w:rPr>
-        <w:t xml:space="preserve">5.2 现在（本地 Excel）怎么做</w:t>
+        <w:t xml:space="preserve">node build/encrypt_data.js（密码 12345678）—— 加密成 data.js.enc。</w:t>
       </w:r>
     </w:p>
     <w:p>
@@ -1611,7 +2254,7 @@
         <w:pStyle w:val="ListParagraph"/>
         <w:numPr>
           <w:ilvl w:val="0"/>
-          <w:numId w:val="2"/>
+          <w:numId w:val="3"/>
         </w:numPr>
         <w:spacing w:after="60" w:line="276"/>
       </w:pPr>
@@ -1620,58 +2263,22 @@
           <w:sz w:val="22"/>
           <w:szCs w:val="22"/>
         </w:rPr>
-        <w:t xml:space="preserve">团队把数据汇总维护在一个本地 Excel 文件里：《【合】灵运BI重要数据（终版）.xlsx》。</w:t>
-      </w:r>
-    </w:p>
-    <w:p>
-      <w:pPr>
-        <w:pStyle w:val="ListParagraph"/>
-        <w:numPr>
-          <w:ilvl w:val="0"/>
-          <w:numId w:val="2"/>
-        </w:numPr>
-        <w:spacing w:after="60" w:line="276"/>
-      </w:pPr>
-      <w:r>
-        <w:rPr>
-          <w:sz w:val="22"/>
-          <w:szCs w:val="22"/>
-        </w:rPr>
-        <w:t xml:space="preserve">赵莹跑一条命令：python build/build_from_xlsx.py，脚本用表头名读取 Excel，重新生成 data.js。</w:t>
-      </w:r>
-    </w:p>
-    <w:p>
-      <w:pPr>
-        <w:pStyle w:val="ListParagraph"/>
-        <w:numPr>
-          <w:ilvl w:val="0"/>
-          <w:numId w:val="2"/>
-        </w:numPr>
-        <w:spacing w:after="60" w:line="276"/>
-      </w:pPr>
-      <w:r>
-        <w:rPr>
-          <w:sz w:val="22"/>
-          <w:szCs w:val="22"/>
-        </w:rPr>
-        <w:t xml:space="preserve">完全离线、不需要联网、不需要连接器、不需要那堆 json 配置。一次跑完，结果确定。</w:t>
-      </w:r>
-    </w:p>
-    <w:p>
-      <w:pPr>
-        <w:pStyle w:val="ListParagraph"/>
-        <w:numPr>
-          <w:ilvl w:val="0"/>
-          <w:numId w:val="2"/>
-        </w:numPr>
-        <w:spacing w:after="60" w:line="276"/>
-      </w:pPr>
-      <w:r>
-        <w:rPr>
-          <w:sz w:val="22"/>
-          <w:szCs w:val="22"/>
-        </w:rPr>
-        <w:t xml:space="preserve">然后再跑 encrypt_data.js（加密）和 bundle.js（打包），部署即可。</w:t>
+        <w:t xml:space="preserve">node build/bundle.js —— 打包到 dist/，部署。</w:t>
+      </w:r>
+    </w:p>
+    <w:p>
+      <w:pPr>
+        <w:spacing w:after="120" w:line="288"/>
+      </w:pPr>
+      <w:r>
+        <w:rPr>
+          <w:b w:val="false"/>
+          <w:bCs w:val="false"/>
+          <w:color w:val="000000"/>
+          <w:sz w:val="22"/>
+          <w:szCs w:val="22"/>
+        </w:rPr>
+        <w:t xml:space="preserve">注意：data.js 是「终版 Excel 覆盖 + 旧基底保留」合并出来的；但埋点（tracking/platformTracking）和质效（qeMonthlySummary/centerYearRank）这两类，现在已经明确改由《用户行为记录》《质效分析》两份 Excel 提供，旧的“金山文档在线”残留已被消除。</w:t>
       </w:r>
     </w:p>
     <w:p>
@@ -1683,7 +2290,7 @@
           <w:b/>
           <w:bCs/>
         </w:rPr>
-        <w:t xml:space="preserve">5.3 变化对比表</w:t>
+        <w:t xml:space="preserve">5.3 变化对比表（金山文档 vs Excel）</w:t>
       </w:r>
     </w:p>
     <w:tbl>
@@ -1760,7 +2367,7 @@
                 <w:sz w:val="20"/>
                 <w:szCs w:val="20"/>
               </w:rPr>
-              <w:t xml:space="preserve">以前（金山文档）</w:t>
+              <w:t xml:space="preserve">以前（金山文档在线）</w:t>
             </w:r>
           </w:p>
         </w:tc>
@@ -1790,7 +2397,7 @@
                 <w:sz w:val="20"/>
                 <w:szCs w:val="20"/>
               </w:rPr>
-              <w:t xml:space="preserve">现在（Excel）</w:t>
+              <w:t xml:space="preserve">现在（多份本地 Excel）</w:t>
             </w:r>
           </w:p>
         </w:tc>
@@ -1879,7 +2486,7 @@
                 <w:sz w:val="20"/>
                 <w:szCs w:val="20"/>
               </w:rPr>
-              <w:t xml:space="preserve">本地一个 Excel 文件</w:t>
+              <w:t xml:space="preserve">本地多份 Excel（build/sources/）</w:t>
             </w:r>
           </w:p>
         </w:tc>
@@ -2057,7 +2664,7 @@
                 <w:sz w:val="20"/>
                 <w:szCs w:val="20"/>
               </w:rPr>
-              <w:t xml:space="preserve">build_from_xlsx.py</w:t>
+              <w:t xml:space="preserve">build_from_xlsx / build_extra 等</w:t>
             </w:r>
           </w:p>
         </w:tc>
@@ -2177,7 +2784,7 @@
                 <w:sz w:val="20"/>
                 <w:szCs w:val="20"/>
               </w:rPr>
-              <w:t xml:space="preserve">谁负责接数据</w:t>
+              <w:t xml:space="preserve">确定性</w:t>
             </w:r>
           </w:p>
         </w:tc>
@@ -2206,7 +2813,7 @@
                 <w:sz w:val="20"/>
                 <w:szCs w:val="20"/>
               </w:rPr>
-              <w:t xml:space="preserve">赵莹统一接多份</w:t>
+              <w:t xml:space="preserve">受在线状态/权限影响</w:t>
             </w:r>
           </w:p>
         </w:tc>
@@ -2235,7 +2842,7 @@
                 <w:sz w:val="20"/>
                 <w:szCs w:val="20"/>
               </w:rPr>
-              <w:t xml:space="preserve">赵莹跑一条命令</w:t>
+              <w:t xml:space="preserve">跑一次定一次，稳定</w:t>
             </w:r>
           </w:p>
         </w:tc>
@@ -2266,7 +2873,7 @@
                 <w:sz w:val="20"/>
                 <w:szCs w:val="20"/>
               </w:rPr>
-              <w:t xml:space="preserve">主要风险</w:t>
+              <w:t xml:space="preserve">团队协同</w:t>
             </w:r>
           </w:p>
         </w:tc>
@@ -2295,7 +2902,7 @@
                 <w:sz w:val="20"/>
                 <w:szCs w:val="20"/>
               </w:rPr>
-              <w:t xml:space="preserve">云表格链接失效/权限/字段错位</w:t>
+              <w:t xml:space="preserve">每人维护在线一份</w:t>
             </w:r>
           </w:p>
         </w:tc>
@@ -2324,96 +2931,7 @@
                 <w:sz w:val="20"/>
                 <w:szCs w:val="20"/>
               </w:rPr>
-              <w:t xml:space="preserve">Excel 放错路径、列名被改</w:t>
-            </w:r>
-          </w:p>
-        </w:tc>
-      </w:tr>
-      <w:tr>
-        <w:tc>
-          <w:tcPr>
-            <w:tcW w:type="dxa" w:w="2200"/>
-            <w:tcBorders>
-              <w:top w:val="single" w:color="BFBFBF" w:sz="1"/>
-              <w:left w:val="single" w:color="BFBFBF" w:sz="1"/>
-              <w:bottom w:val="single" w:color="BFBFBF" w:sz="1"/>
-              <w:right w:val="single" w:color="BFBFBF" w:sz="1"/>
-            </w:tcBorders>
-            <w:tcMar>
-              <w:top w:type="dxa" w:w="60"/>
-              <w:left w:type="dxa" w:w="100"/>
-              <w:bottom w:type="dxa" w:w="60"/>
-              <w:right w:type="dxa" w:w="100"/>
-            </w:tcMar>
-          </w:tcPr>
-          <w:p>
-            <w:pPr>
-              <w:spacing w:line="264"/>
-            </w:pPr>
-            <w:r>
-              <w:rPr>
-                <w:sz w:val="20"/>
-                <w:szCs w:val="20"/>
-              </w:rPr>
-              <w:t xml:space="preserve">确定性</w:t>
-            </w:r>
-          </w:p>
-        </w:tc>
-        <w:tc>
-          <w:tcPr>
-            <w:tcW w:type="dxa" w:w="3413"/>
-            <w:tcBorders>
-              <w:top w:val="single" w:color="BFBFBF" w:sz="1"/>
-              <w:left w:val="single" w:color="BFBFBF" w:sz="1"/>
-              <w:bottom w:val="single" w:color="BFBFBF" w:sz="1"/>
-              <w:right w:val="single" w:color="BFBFBF" w:sz="1"/>
-            </w:tcBorders>
-            <w:tcMar>
-              <w:top w:type="dxa" w:w="60"/>
-              <w:left w:type="dxa" w:w="100"/>
-              <w:bottom w:type="dxa" w:w="60"/>
-              <w:right w:type="dxa" w:w="100"/>
-            </w:tcMar>
-          </w:tcPr>
-          <w:p>
-            <w:pPr>
-              <w:spacing w:line="264"/>
-            </w:pPr>
-            <w:r>
-              <w:rPr>
-                <w:sz w:val="20"/>
-                <w:szCs w:val="20"/>
-              </w:rPr>
-              <w:t xml:space="preserve">受在线状态影响</w:t>
-            </w:r>
-          </w:p>
-        </w:tc>
-        <w:tc>
-          <w:tcPr>
-            <w:tcW w:type="dxa" w:w="3413"/>
-            <w:tcBorders>
-              <w:top w:val="single" w:color="BFBFBF" w:sz="1"/>
-              <w:left w:val="single" w:color="BFBFBF" w:sz="1"/>
-              <w:bottom w:val="single" w:color="BFBFBF" w:sz="1"/>
-              <w:right w:val="single" w:color="BFBFBF" w:sz="1"/>
-            </w:tcBorders>
-            <w:tcMar>
-              <w:top w:type="dxa" w:w="60"/>
-              <w:left w:type="dxa" w:w="100"/>
-              <w:bottom w:type="dxa" w:w="60"/>
-              <w:right w:type="dxa" w:w="100"/>
-            </w:tcMar>
-          </w:tcPr>
-          <w:p>
-            <w:pPr>
-              <w:spacing w:line="264"/>
-            </w:pPr>
-            <w:r>
-              <w:rPr>
-                <w:sz w:val="20"/>
-                <w:szCs w:val="20"/>
-              </w:rPr>
-              <w:t xml:space="preserve">跑一次定一次，稳定</w:t>
+              <w:t xml:space="preserve">赵莹统一跑脚本，源文件随 git 提交</w:t>
             </w:r>
           </w:p>
         </w:tc>
@@ -2428,22 +2946,7 @@
           <w:b/>
           <w:bCs/>
         </w:rPr>
-        <w:t xml:space="preserve">5.4 Excel 里有什么、要注意什么</w:t>
-      </w:r>
-    </w:p>
-    <w:p>
-      <w:pPr>
-        <w:spacing w:after="120" w:line="288"/>
-      </w:pPr>
-      <w:r>
-        <w:rPr>
-          <w:b w:val="false"/>
-          <w:bCs w:val="false"/>
-          <w:color w:val="000000"/>
-          <w:sz w:val="22"/>
-          <w:szCs w:val="22"/>
-        </w:rPr>
-        <w:t xml:space="preserve">build_from_xlsx.py 会按「表头名（列标题）」去匹配列，所以 Excel 里的工作表名称和列标题不能随便改，否则脚本认不出、该列变空。目前脚本依赖的主要工作表：</w:t>
+        <w:t xml:space="preserve">5.4 Excel 注意事项</w:t>
       </w:r>
     </w:p>
     <w:p>
@@ -2460,7 +2963,7 @@
           <w:sz w:val="22"/>
           <w:szCs w:val="22"/>
         </w:rPr>
-        <w:t xml:space="preserve">关键数据总览（月）（全网）、关键数据总览（月）（各省）—— 生成 overviewByProvince。</w:t>
+        <w:t xml:space="preserve">脚本按「工作表名 + 列标题（表头名）」匹配，所以 Excel 的工作表名称和列标题不能随便改，否则该列变空。</w:t>
       </w:r>
     </w:p>
     <w:p>
@@ -2477,7 +2980,7 @@
           <w:sz w:val="22"/>
           <w:szCs w:val="22"/>
         </w:rPr>
-        <w:t xml:space="preserve">智能体清单（各省）—— 生成 agentMonthly（约 3 万行明细）。</w:t>
+        <w:t xml:space="preserve">4 份真实业务 Excel 已加入 .gitignore（明文敏感，不进库）。团队 pull 代码后本地没有这几份 Excel，需要赵莹同步或单独分发。</w:t>
       </w:r>
     </w:p>
     <w:p>
@@ -2494,34 +2997,7 @@
           <w:sz w:val="22"/>
           <w:szCs w:val="22"/>
         </w:rPr>
-        <w:t xml:space="preserve">推广案例 / 优秀案例 / 双周优秀案例 —— 合并成 agentCaseCatalog。</w:t>
-      </w:r>
-    </w:p>
-    <w:p>
-      <w:pPr>
-        <w:spacing w:after="120" w:line="288"/>
-      </w:pPr>
-      <w:r>
-        <w:rPr>
-          <w:b w:val="false"/>
-          <w:bCs w:val="false"/>
-          <w:color w:val="000000"/>
-          <w:sz w:val="22"/>
-          <w:szCs w:val="22"/>
-        </w:rPr>
-        <w:t xml:space="preserve">另外要知道：Excel 只覆盖更新“总览、省份、智能体明细、案例、应用聚合”这几块；tracking（埋点）、省份基础表、质效等其它块是保留在旧 data.js 基底里的，不会因 Excel 而丢失。换句话说，data.js 是「Excel 覆盖 + 旧基底保留」合并出来的。</w:t>
-      </w:r>
-    </w:p>
-    <w:p>
-      <w:pPr>
-        <w:pStyle w:val="Heading2"/>
-      </w:pPr>
-      <w:r>
-        <w:rPr>
-          <w:b/>
-          <w:bCs/>
-        </w:rPr>
-        <w:t xml:space="preserve">5.5 哪些旧文件已经停用（别再碰）</w:t>
+        <w:t xml:space="preserve">3 份模拟/分类源 Excel 已随 git 提交，pull 后即有。</w:t>
       </w:r>
     </w:p>
     <w:p>
@@ -2538,9 +3014,680 @@
           <w:sz w:val="22"/>
           <w:szCs w:val="22"/>
         </w:rPr>
-        <w:t xml:space="preserve">build/fetch-data.py、wps_connector.py、kdocs_to_csv.py、kdocs_range_to_csv.py —— 金山文档旧取数链路，已停用。</w:t>
-      </w:r>
-    </w:p>
+        <w:t xml:space="preserve">换数据时由赵莹统一跑「5.2 的 6 步」，不要个人手动改 data.js。</w:t>
+      </w:r>
+    </w:p>
+    <w:p>
+      <w:pPr>
+        <w:pStyle w:val="Heading2"/>
+      </w:pPr>
+      <w:r>
+        <w:rPr>
+          <w:b/>
+          <w:bCs/>
+        </w:rPr>
+        <w:t xml:space="preserve">5.5 数据来源审计（2026-09-18 实测，每个数据块的真实来源）</w:t>
+      </w:r>
+    </w:p>
+    <w:p>
+      <w:pPr>
+        <w:spacing w:after="120" w:line="288"/>
+      </w:pPr>
+      <w:r>
+        <w:rPr>
+          <w:b w:val="false"/>
+          <w:bCs w:val="false"/>
+          <w:color w:val="000000"/>
+          <w:sz w:val="22"/>
+          <w:szCs w:val="22"/>
+        </w:rPr>
+        <w:t xml:space="preserve">我们直接读了线上 data.js 里每个数据块的 source 标签，结论是：绝大多数已来自离线 Excel，但仍有 2 个块残留「金山文档在线」来源：</w:t>
+      </w:r>
+    </w:p>
+    <w:tbl>
+      <w:tblPr>
+        <w:tblW w:type="dxa" w:w="9600"/>
+        <w:tblBorders>
+          <w:top w:val="single" w:color="auto" w:sz="4"/>
+          <w:left w:val="single" w:color="auto" w:sz="4"/>
+          <w:bottom w:val="single" w:color="auto" w:sz="4"/>
+          <w:right w:val="single" w:color="auto" w:sz="4"/>
+          <w:insideH w:val="single" w:color="auto" w:sz="4"/>
+          <w:insideV w:val="single" w:color="auto" w:sz="4"/>
+        </w:tblBorders>
+      </w:tblPr>
+      <w:tblGrid>
+        <w:gridCol w:w="3800"/>
+        <w:gridCol w:w="4200"/>
+        <w:gridCol w:w="1600"/>
+      </w:tblGrid>
+      <w:tr>
+        <w:tc>
+          <w:tcPr>
+            <w:tcW w:type="dxa" w:w="3800"/>
+            <w:tcBorders>
+              <w:top w:val="single" w:color="BFBFBF" w:sz="1"/>
+              <w:left w:val="single" w:color="BFBFBF" w:sz="1"/>
+              <w:bottom w:val="single" w:color="BFBFBF" w:sz="1"/>
+              <w:right w:val="single" w:color="BFBFBF" w:sz="1"/>
+            </w:tcBorders>
+            <w:shd w:fill="2E75B6" w:val="clear"/>
+            <w:tcMar>
+              <w:top w:type="dxa" w:w="60"/>
+              <w:left w:type="dxa" w:w="100"/>
+              <w:bottom w:type="dxa" w:w="60"/>
+              <w:right w:type="dxa" w:w="100"/>
+            </w:tcMar>
+          </w:tcPr>
+          <w:p>
+            <w:r>
+              <w:rPr>
+                <w:b/>
+                <w:bCs/>
+                <w:color w:val="FFFFFF"/>
+                <w:sz w:val="20"/>
+                <w:szCs w:val="20"/>
+              </w:rPr>
+              <w:t xml:space="preserve">数据块（看板里的图表）</w:t>
+            </w:r>
+          </w:p>
+        </w:tc>
+        <w:tc>
+          <w:tcPr>
+            <w:tcW w:type="dxa" w:w="4200"/>
+            <w:tcBorders>
+              <w:top w:val="single" w:color="BFBFBF" w:sz="1"/>
+              <w:left w:val="single" w:color="BFBFBF" w:sz="1"/>
+              <w:bottom w:val="single" w:color="BFBFBF" w:sz="1"/>
+              <w:right w:val="single" w:color="BFBFBF" w:sz="1"/>
+            </w:tcBorders>
+            <w:shd w:fill="2E75B6" w:val="clear"/>
+            <w:tcMar>
+              <w:top w:type="dxa" w:w="60"/>
+              <w:left w:type="dxa" w:w="100"/>
+              <w:bottom w:type="dxa" w:w="60"/>
+              <w:right w:type="dxa" w:w="100"/>
+            </w:tcMar>
+          </w:tcPr>
+          <w:p>
+            <w:r>
+              <w:rPr>
+                <w:b/>
+                <w:bCs/>
+                <w:color w:val="FFFFFF"/>
+                <w:sz w:val="20"/>
+                <w:szCs w:val="20"/>
+              </w:rPr>
+              <w:t xml:space="preserve">真实来源</w:t>
+            </w:r>
+          </w:p>
+        </w:tc>
+        <w:tc>
+          <w:tcPr>
+            <w:tcW w:type="dxa" w:w="1600"/>
+            <w:tcBorders>
+              <w:top w:val="single" w:color="BFBFBF" w:sz="1"/>
+              <w:left w:val="single" w:color="BFBFBF" w:sz="1"/>
+              <w:bottom w:val="single" w:color="BFBFBF" w:sz="1"/>
+              <w:right w:val="single" w:color="BFBFBF" w:sz="1"/>
+            </w:tcBorders>
+            <w:shd w:fill="2E75B6" w:val="clear"/>
+            <w:tcMar>
+              <w:top w:type="dxa" w:w="60"/>
+              <w:left w:type="dxa" w:w="100"/>
+              <w:bottom w:type="dxa" w:w="60"/>
+              <w:right w:type="dxa" w:w="100"/>
+            </w:tcMar>
+          </w:tcPr>
+          <w:p>
+            <w:r>
+              <w:rPr>
+                <w:b/>
+                <w:bCs/>
+                <w:color w:val="FFFFFF"/>
+                <w:sz w:val="20"/>
+                <w:szCs w:val="20"/>
+              </w:rPr>
+              <w:t xml:space="preserve">状态</w:t>
+            </w:r>
+          </w:p>
+        </w:tc>
+      </w:tr>
+      <w:tr>
+        <w:tc>
+          <w:tcPr>
+            <w:tcW w:type="dxa" w:w="3800"/>
+            <w:tcBorders>
+              <w:top w:val="single" w:color="BFBFBF" w:sz="1"/>
+              <w:left w:val="single" w:color="BFBFBF" w:sz="1"/>
+              <w:bottom w:val="single" w:color="BFBFBF" w:sz="1"/>
+              <w:right w:val="single" w:color="BFBFBF" w:sz="1"/>
+            </w:tcBorders>
+            <w:tcMar>
+              <w:top w:type="dxa" w:w="60"/>
+              <w:left w:type="dxa" w:w="100"/>
+              <w:bottom w:type="dxa" w:w="60"/>
+              <w:right w:type="dxa" w:w="100"/>
+            </w:tcMar>
+          </w:tcPr>
+          <w:p>
+            <w:pPr>
+              <w:spacing w:line="264"/>
+            </w:pPr>
+            <w:r>
+              <w:rPr>
+                <w:sz w:val="20"/>
+                <w:szCs w:val="20"/>
+              </w:rPr>
+              <w:t xml:space="preserve">overview / overviewByProvince / 应用聚合 / 智能体明细 / 案例</w:t>
+            </w:r>
+          </w:p>
+        </w:tc>
+        <w:tc>
+          <w:tcPr>
+            <w:tcW w:type="dxa" w:w="4200"/>
+            <w:tcBorders>
+              <w:top w:val="single" w:color="BFBFBF" w:sz="1"/>
+              <w:left w:val="single" w:color="BFBFBF" w:sz="1"/>
+              <w:bottom w:val="single" w:color="BFBFBF" w:sz="1"/>
+              <w:right w:val="single" w:color="BFBFBF" w:sz="1"/>
+            </w:tcBorders>
+            <w:tcMar>
+              <w:top w:type="dxa" w:w="60"/>
+              <w:left w:type="dxa" w:w="100"/>
+              <w:bottom w:type="dxa" w:w="60"/>
+              <w:right w:type="dxa" w:w="100"/>
+            </w:tcMar>
+          </w:tcPr>
+          <w:p>
+            <w:pPr>
+              <w:spacing w:line="264"/>
+            </w:pPr>
+            <w:r>
+              <w:rPr>
+                <w:sz w:val="20"/>
+                <w:szCs w:val="20"/>
+              </w:rPr>
+              <w:t xml:space="preserve">《终版》Excel（离线）</w:t>
+            </w:r>
+          </w:p>
+        </w:tc>
+        <w:tc>
+          <w:tcPr>
+            <w:tcW w:type="dxa" w:w="1600"/>
+            <w:tcBorders>
+              <w:top w:val="single" w:color="BFBFBF" w:sz="1"/>
+              <w:left w:val="single" w:color="BFBFBF" w:sz="1"/>
+              <w:bottom w:val="single" w:color="BFBFBF" w:sz="1"/>
+              <w:right w:val="single" w:color="BFBFBF" w:sz="1"/>
+            </w:tcBorders>
+            <w:tcMar>
+              <w:top w:type="dxa" w:w="60"/>
+              <w:left w:type="dxa" w:w="100"/>
+              <w:bottom w:type="dxa" w:w="60"/>
+              <w:right w:type="dxa" w:w="100"/>
+            </w:tcMar>
+          </w:tcPr>
+          <w:p>
+            <w:pPr>
+              <w:spacing w:line="264"/>
+            </w:pPr>
+            <w:r>
+              <w:rPr>
+                <w:sz w:val="20"/>
+                <w:szCs w:val="20"/>
+              </w:rPr>
+              <w:t xml:space="preserve">🟢 已用 Excel</w:t>
+            </w:r>
+          </w:p>
+        </w:tc>
+      </w:tr>
+      <w:tr>
+        <w:tc>
+          <w:tcPr>
+            <w:tcW w:type="dxa" w:w="3800"/>
+            <w:tcBorders>
+              <w:top w:val="single" w:color="BFBFBF" w:sz="1"/>
+              <w:left w:val="single" w:color="BFBFBF" w:sz="1"/>
+              <w:bottom w:val="single" w:color="BFBFBF" w:sz="1"/>
+              <w:right w:val="single" w:color="BFBFBF" w:sz="1"/>
+            </w:tcBorders>
+            <w:tcMar>
+              <w:top w:type="dxa" w:w="60"/>
+              <w:left w:type="dxa" w:w="100"/>
+              <w:bottom w:type="dxa" w:w="60"/>
+              <w:right w:type="dxa" w:w="100"/>
+            </w:tcMar>
+          </w:tcPr>
+          <w:p>
+            <w:pPr>
+              <w:spacing w:line="264"/>
+            </w:pPr>
+            <w:r>
+              <w:rPr>
+                <w:sz w:val="20"/>
+                <w:szCs w:val="20"/>
+              </w:rPr>
+              <w:t xml:space="preserve">agentMonthly 的“正向价值/节约金额”字段</w:t>
+            </w:r>
+          </w:p>
+        </w:tc>
+        <w:tc>
+          <w:tcPr>
+            <w:tcW w:type="dxa" w:w="4200"/>
+            <w:tcBorders>
+              <w:top w:val="single" w:color="BFBFBF" w:sz="1"/>
+              <w:left w:val="single" w:color="BFBFBF" w:sz="1"/>
+              <w:bottom w:val="single" w:color="BFBFBF" w:sz="1"/>
+              <w:right w:val="single" w:color="BFBFBF" w:sz="1"/>
+            </w:tcBorders>
+            <w:tcMar>
+              <w:top w:type="dxa" w:w="60"/>
+              <w:left w:type="dxa" w:w="100"/>
+              <w:bottom w:type="dxa" w:w="60"/>
+              <w:right w:type="dxa" w:w="100"/>
+            </w:tcMar>
+          </w:tcPr>
+          <w:p>
+            <w:pPr>
+              <w:spacing w:line="264"/>
+            </w:pPr>
+            <w:r>
+              <w:rPr>
+                <w:sz w:val="20"/>
+                <w:szCs w:val="20"/>
+              </w:rPr>
+              <w:t xml:space="preserve">《终版(1)》Excel（离线）</w:t>
+            </w:r>
+          </w:p>
+        </w:tc>
+        <w:tc>
+          <w:tcPr>
+            <w:tcW w:type="dxa" w:w="1600"/>
+            <w:tcBorders>
+              <w:top w:val="single" w:color="BFBFBF" w:sz="1"/>
+              <w:left w:val="single" w:color="BFBFBF" w:sz="1"/>
+              <w:bottom w:val="single" w:color="BFBFBF" w:sz="1"/>
+              <w:right w:val="single" w:color="BFBFBF" w:sz="1"/>
+            </w:tcBorders>
+            <w:tcMar>
+              <w:top w:type="dxa" w:w="60"/>
+              <w:left w:type="dxa" w:w="100"/>
+              <w:bottom w:type="dxa" w:w="60"/>
+              <w:right w:type="dxa" w:w="100"/>
+            </w:tcMar>
+          </w:tcPr>
+          <w:p>
+            <w:pPr>
+              <w:spacing w:line="264"/>
+            </w:pPr>
+            <w:r>
+              <w:rPr>
+                <w:sz w:val="20"/>
+                <w:szCs w:val="20"/>
+              </w:rPr>
+              <w:t xml:space="preserve">🟢 已用 Excel</w:t>
+            </w:r>
+          </w:p>
+        </w:tc>
+      </w:tr>
+      <w:tr>
+        <w:tc>
+          <w:tcPr>
+            <w:tcW w:type="dxa" w:w="3800"/>
+            <w:tcBorders>
+              <w:top w:val="single" w:color="BFBFBF" w:sz="1"/>
+              <w:left w:val="single" w:color="BFBFBF" w:sz="1"/>
+              <w:bottom w:val="single" w:color="BFBFBF" w:sz="1"/>
+              <w:right w:val="single" w:color="BFBFBF" w:sz="1"/>
+            </w:tcBorders>
+            <w:tcMar>
+              <w:top w:type="dxa" w:w="60"/>
+              <w:left w:type="dxa" w:w="100"/>
+              <w:bottom w:type="dxa" w:w="60"/>
+              <w:right w:type="dxa" w:w="100"/>
+            </w:tcMar>
+          </w:tcPr>
+          <w:p>
+            <w:pPr>
+              <w:spacing w:line="264"/>
+            </w:pPr>
+            <w:r>
+              <w:rPr>
+                <w:sz w:val="20"/>
+                <w:szCs w:val="20"/>
+              </w:rPr>
+              <w:t xml:space="preserve">qeMonthlySummary / centerYearRank（质效）</w:t>
+            </w:r>
+          </w:p>
+        </w:tc>
+        <w:tc>
+          <w:tcPr>
+            <w:tcW w:type="dxa" w:w="4200"/>
+            <w:tcBorders>
+              <w:top w:val="single" w:color="BFBFBF" w:sz="1"/>
+              <w:left w:val="single" w:color="BFBFBF" w:sz="1"/>
+              <w:bottom w:val="single" w:color="BFBFBF" w:sz="1"/>
+              <w:right w:val="single" w:color="BFBFBF" w:sz="1"/>
+            </w:tcBorders>
+            <w:tcMar>
+              <w:top w:type="dxa" w:w="60"/>
+              <w:left w:type="dxa" w:w="100"/>
+              <w:bottom w:type="dxa" w:w="60"/>
+              <w:right w:type="dxa" w:w="100"/>
+            </w:tcMar>
+          </w:tcPr>
+          <w:p>
+            <w:pPr>
+              <w:spacing w:line="264"/>
+            </w:pPr>
+            <w:r>
+              <w:rPr>
+                <w:sz w:val="20"/>
+                <w:szCs w:val="20"/>
+              </w:rPr>
+              <w:t xml:space="preserve">《质效分析》Excel（离线）</w:t>
+            </w:r>
+          </w:p>
+        </w:tc>
+        <w:tc>
+          <w:tcPr>
+            <w:tcW w:type="dxa" w:w="1600"/>
+            <w:tcBorders>
+              <w:top w:val="single" w:color="BFBFBF" w:sz="1"/>
+              <w:left w:val="single" w:color="BFBFBF" w:sz="1"/>
+              <w:bottom w:val="single" w:color="BFBFBF" w:sz="1"/>
+              <w:right w:val="single" w:color="BFBFBF" w:sz="1"/>
+            </w:tcBorders>
+            <w:tcMar>
+              <w:top w:type="dxa" w:w="60"/>
+              <w:left w:type="dxa" w:w="100"/>
+              <w:bottom w:type="dxa" w:w="60"/>
+              <w:right w:type="dxa" w:w="100"/>
+            </w:tcMar>
+          </w:tcPr>
+          <w:p>
+            <w:pPr>
+              <w:spacing w:line="264"/>
+            </w:pPr>
+            <w:r>
+              <w:rPr>
+                <w:sz w:val="20"/>
+                <w:szCs w:val="20"/>
+              </w:rPr>
+              <w:t xml:space="preserve">🟢 已用 Excel</w:t>
+            </w:r>
+          </w:p>
+        </w:tc>
+      </w:tr>
+      <w:tr>
+        <w:tc>
+          <w:tcPr>
+            <w:tcW w:type="dxa" w:w="3800"/>
+            <w:tcBorders>
+              <w:top w:val="single" w:color="BFBFBF" w:sz="1"/>
+              <w:left w:val="single" w:color="BFBFBF" w:sz="1"/>
+              <w:bottom w:val="single" w:color="BFBFBF" w:sz="1"/>
+              <w:right w:val="single" w:color="BFBFBF" w:sz="1"/>
+            </w:tcBorders>
+            <w:tcMar>
+              <w:top w:type="dxa" w:w="60"/>
+              <w:left w:type="dxa" w:w="100"/>
+              <w:bottom w:type="dxa" w:w="60"/>
+              <w:right w:type="dxa" w:w="100"/>
+            </w:tcMar>
+          </w:tcPr>
+          <w:p>
+            <w:pPr>
+              <w:spacing w:line="264"/>
+            </w:pPr>
+            <w:r>
+              <w:rPr>
+                <w:sz w:val="20"/>
+                <w:szCs w:val="20"/>
+              </w:rPr>
+              <w:t xml:space="preserve">tracking / platformTracking（埋点·周）</w:t>
+            </w:r>
+          </w:p>
+        </w:tc>
+        <w:tc>
+          <w:tcPr>
+            <w:tcW w:type="dxa" w:w="4200"/>
+            <w:tcBorders>
+              <w:top w:val="single" w:color="BFBFBF" w:sz="1"/>
+              <w:left w:val="single" w:color="BFBFBF" w:sz="1"/>
+              <w:bottom w:val="single" w:color="BFBFBF" w:sz="1"/>
+              <w:right w:val="single" w:color="BFBFBF" w:sz="1"/>
+            </w:tcBorders>
+            <w:tcMar>
+              <w:top w:type="dxa" w:w="60"/>
+              <w:left w:type="dxa" w:w="100"/>
+              <w:bottom w:type="dxa" w:w="60"/>
+              <w:right w:type="dxa" w:w="100"/>
+            </w:tcMar>
+          </w:tcPr>
+          <w:p>
+            <w:pPr>
+              <w:spacing w:line="264"/>
+            </w:pPr>
+            <w:r>
+              <w:rPr>
+                <w:sz w:val="20"/>
+                <w:szCs w:val="20"/>
+              </w:rPr>
+              <w:t xml:space="preserve">《用户行为记录》Excel（离线）</w:t>
+            </w:r>
+          </w:p>
+        </w:tc>
+        <w:tc>
+          <w:tcPr>
+            <w:tcW w:type="dxa" w:w="1600"/>
+            <w:tcBorders>
+              <w:top w:val="single" w:color="BFBFBF" w:sz="1"/>
+              <w:left w:val="single" w:color="BFBFBF" w:sz="1"/>
+              <w:bottom w:val="single" w:color="BFBFBF" w:sz="1"/>
+              <w:right w:val="single" w:color="BFBFBF" w:sz="1"/>
+            </w:tcBorders>
+            <w:tcMar>
+              <w:top w:type="dxa" w:w="60"/>
+              <w:left w:type="dxa" w:w="100"/>
+              <w:bottom w:type="dxa" w:w="60"/>
+              <w:right w:type="dxa" w:w="100"/>
+            </w:tcMar>
+          </w:tcPr>
+          <w:p>
+            <w:pPr>
+              <w:spacing w:line="264"/>
+            </w:pPr>
+            <w:r>
+              <w:rPr>
+                <w:sz w:val="20"/>
+                <w:szCs w:val="20"/>
+              </w:rPr>
+              <w:t xml:space="preserve">🟢 已用 Excel</w:t>
+            </w:r>
+          </w:p>
+        </w:tc>
+      </w:tr>
+      <w:tr>
+        <w:tc>
+          <w:tcPr>
+            <w:tcW w:type="dxa" w:w="3800"/>
+            <w:tcBorders>
+              <w:top w:val="single" w:color="BFBFBF" w:sz="1"/>
+              <w:left w:val="single" w:color="BFBFBF" w:sz="1"/>
+              <w:bottom w:val="single" w:color="BFBFBF" w:sz="1"/>
+              <w:right w:val="single" w:color="BFBFBF" w:sz="1"/>
+            </w:tcBorders>
+            <w:tcMar>
+              <w:top w:type="dxa" w:w="60"/>
+              <w:left w:type="dxa" w:w="100"/>
+              <w:bottom w:type="dxa" w:w="60"/>
+              <w:right w:type="dxa" w:w="100"/>
+            </w:tcMar>
+          </w:tcPr>
+          <w:p>
+            <w:pPr>
+              <w:spacing w:line="264"/>
+            </w:pPr>
+            <w:r>
+              <w:rPr>
+                <w:sz w:val="20"/>
+                <w:szCs w:val="20"/>
+              </w:rPr>
+              <w:t xml:space="preserve">platformMonthly（平台分析·月维度）</w:t>
+            </w:r>
+          </w:p>
+        </w:tc>
+        <w:tc>
+          <w:tcPr>
+            <w:tcW w:type="dxa" w:w="4200"/>
+            <w:tcBorders>
+              <w:top w:val="single" w:color="BFBFBF" w:sz="1"/>
+              <w:left w:val="single" w:color="BFBFBF" w:sz="1"/>
+              <w:bottom w:val="single" w:color="BFBFBF" w:sz="1"/>
+              <w:right w:val="single" w:color="BFBFBF" w:sz="1"/>
+            </w:tcBorders>
+            <w:tcMar>
+              <w:top w:type="dxa" w:w="60"/>
+              <w:left w:type="dxa" w:w="100"/>
+              <w:bottom w:type="dxa" w:w="60"/>
+              <w:right w:type="dxa" w:w="100"/>
+            </w:tcMar>
+          </w:tcPr>
+          <w:p>
+            <w:pPr>
+              <w:spacing w:line="264"/>
+            </w:pPr>
+            <w:r>
+              <w:rPr>
+                <w:sz w:val="20"/>
+                <w:szCs w:val="20"/>
+              </w:rPr>
+              <w:t xml:space="preserve">金山文档·平台分析-月（在线 kdocs.cn/l/cv4JlshDWcju）</w:t>
+            </w:r>
+          </w:p>
+        </w:tc>
+        <w:tc>
+          <w:tcPr>
+            <w:tcW w:type="dxa" w:w="1600"/>
+            <w:tcBorders>
+              <w:top w:val="single" w:color="BFBFBF" w:sz="1"/>
+              <w:left w:val="single" w:color="BFBFBF" w:sz="1"/>
+              <w:bottom w:val="single" w:color="BFBFBF" w:sz="1"/>
+              <w:right w:val="single" w:color="BFBFBF" w:sz="1"/>
+            </w:tcBorders>
+            <w:tcMar>
+              <w:top w:type="dxa" w:w="60"/>
+              <w:left w:type="dxa" w:w="100"/>
+              <w:bottom w:type="dxa" w:w="60"/>
+              <w:right w:type="dxa" w:w="100"/>
+            </w:tcMar>
+          </w:tcPr>
+          <w:p>
+            <w:pPr>
+              <w:spacing w:line="264"/>
+            </w:pPr>
+            <w:r>
+              <w:rPr>
+                <w:sz w:val="20"/>
+                <w:szCs w:val="20"/>
+              </w:rPr>
+              <w:t xml:space="preserve">🔴 仍在线，但有数据</w:t>
+            </w:r>
+          </w:p>
+        </w:tc>
+      </w:tr>
+      <w:tr>
+        <w:tc>
+          <w:tcPr>
+            <w:tcW w:type="dxa" w:w="3800"/>
+            <w:tcBorders>
+              <w:top w:val="single" w:color="BFBFBF" w:sz="1"/>
+              <w:left w:val="single" w:color="BFBFBF" w:sz="1"/>
+              <w:bottom w:val="single" w:color="BFBFBF" w:sz="1"/>
+              <w:right w:val="single" w:color="BFBFBF" w:sz="1"/>
+            </w:tcBorders>
+            <w:tcMar>
+              <w:top w:type="dxa" w:w="60"/>
+              <w:left w:type="dxa" w:w="100"/>
+              <w:bottom w:type="dxa" w:w="60"/>
+              <w:right w:type="dxa" w:w="100"/>
+            </w:tcMar>
+          </w:tcPr>
+          <w:p>
+            <w:pPr>
+              <w:spacing w:line="264"/>
+            </w:pPr>
+            <w:r>
+              <w:rPr>
+                <w:sz w:val="20"/>
+                <w:szCs w:val="20"/>
+              </w:rPr>
+              <w:t xml:space="preserve">meta（元信息/数据可用性校验）</w:t>
+            </w:r>
+          </w:p>
+        </w:tc>
+        <w:tc>
+          <w:tcPr>
+            <w:tcW w:type="dxa" w:w="4200"/>
+            <w:tcBorders>
+              <w:top w:val="single" w:color="BFBFBF" w:sz="1"/>
+              <w:left w:val="single" w:color="BFBFBF" w:sz="1"/>
+              <w:bottom w:val="single" w:color="BFBFBF" w:sz="1"/>
+              <w:right w:val="single" w:color="BFBFBF" w:sz="1"/>
+            </w:tcBorders>
+            <w:tcMar>
+              <w:top w:type="dxa" w:w="60"/>
+              <w:left w:type="dxa" w:w="100"/>
+              <w:bottom w:type="dxa" w:w="60"/>
+              <w:right w:type="dxa" w:w="100"/>
+            </w:tcMar>
+          </w:tcPr>
+          <w:p>
+            <w:pPr>
+              <w:spacing w:line="264"/>
+            </w:pPr>
+            <w:r>
+              <w:rPr>
+                <w:sz w:val="20"/>
+                <w:szCs w:val="20"/>
+              </w:rPr>
+              <w:t xml:space="preserve">金山文档·数据验证（在线，历史遗留）</w:t>
+            </w:r>
+          </w:p>
+        </w:tc>
+        <w:tc>
+          <w:tcPr>
+            <w:tcW w:type="dxa" w:w="1600"/>
+            <w:tcBorders>
+              <w:top w:val="single" w:color="BFBFBF" w:sz="1"/>
+              <w:left w:val="single" w:color="BFBFBF" w:sz="1"/>
+              <w:bottom w:val="single" w:color="BFBFBF" w:sz="1"/>
+              <w:right w:val="single" w:color="BFBFBF" w:sz="1"/>
+            </w:tcBorders>
+            <w:tcMar>
+              <w:top w:type="dxa" w:w="60"/>
+              <w:left w:type="dxa" w:w="100"/>
+              <w:bottom w:type="dxa" w:w="60"/>
+              <w:right w:type="dxa" w:w="100"/>
+            </w:tcMar>
+          </w:tcPr>
+          <w:p>
+            <w:pPr>
+              <w:spacing w:line="264"/>
+            </w:pPr>
+            <w:r>
+              <w:rPr>
+                <w:sz w:val="20"/>
+                <w:szCs w:val="20"/>
+              </w:rPr>
+              <w:t xml:space="preserve">🔴 仍在线（遗留）</w:t>
+            </w:r>
+          </w:p>
+        </w:tc>
+      </w:tr>
+    </w:tbl>
     <w:p>
       <w:pPr>
         <w:pStyle w:val="ListParagraph"/>
@@ -2555,7 +3702,7 @@
           <w:sz w:val="22"/>
           <w:szCs w:val="22"/>
         </w:rPr>
-        <w:t xml:space="preserve">各 pages/&lt;id&gt;.data-source.json —— 原来填金山文档 ID 的，现已作废。</w:t>
+        <w:t xml:space="preserve">platformMonthly：不是“没有数据”——它实际有 2026-05~08 共 4 个月的真实数据（MAU 704/810/746、转化率 28.4/32.44/34.26% 等），只是数据来源标签仍是旧的金山文档在线表，不是 Excel。要彻底改用 Excel，需要一份“用户级月埋点”Excel 替换。</w:t>
       </w:r>
     </w:p>
     <w:p>
@@ -2572,7 +3719,87 @@
           <w:sz w:val="22"/>
           <w:szCs w:val="22"/>
         </w:rPr>
-        <w:t xml:space="preserve">core 里若还有“直连金山文档”的注释/约定，按新接口理解即可。</w:t>
+        <w:t xml:space="preserve">meta：是数据校验/元信息（省份列表、月份、数据可用性标记），来源标签是历史遗留的金山文档，内容由脚本部分计算、部分沿用旧值。无独立 Excel，但也不影响核心图表。</w:t>
+      </w:r>
+    </w:p>
+    <w:p>
+      <w:pPr>
+        <w:pStyle w:val="Heading2"/>
+      </w:pPr>
+      <w:r>
+        <w:rPr>
+          <w:b/>
+          <w:bCs/>
+        </w:rPr>
+        <w:t xml:space="preserve">5.6 还有哪些旧文件/代码残留金山文档（已核实不影响线上）</w:t>
+      </w:r>
+    </w:p>
+    <w:p>
+      <w:pPr>
+        <w:pStyle w:val="ListParagraph"/>
+        <w:numPr>
+          <w:ilvl w:val="0"/>
+          <w:numId w:val="2"/>
+        </w:numPr>
+        <w:spacing w:after="60" w:line="276"/>
+      </w:pPr>
+      <w:r>
+        <w:rPr>
+          <w:sz w:val="22"/>
+          <w:szCs w:val="22"/>
+        </w:rPr>
+        <w:t xml:space="preserve">build/fetch-data.py、wps_connector.py、kdocs_to_csv.py、kdocs_range_to_csv.py —— 金山文档旧取数链路，已停用，不要跑。</w:t>
+      </w:r>
+    </w:p>
+    <w:p>
+      <w:pPr>
+        <w:pStyle w:val="ListParagraph"/>
+        <w:numPr>
+          <w:ilvl w:val="0"/>
+          <w:numId w:val="2"/>
+        </w:numPr>
+        <w:spacing w:after="60" w:line="276"/>
+      </w:pPr>
+      <w:r>
+        <w:rPr>
+          <w:sz w:val="22"/>
+          <w:szCs w:val="22"/>
+        </w:rPr>
+        <w:t xml:space="preserve">各 pages/&lt;id&gt;.data-source.json —— 原来填金山文档 ID 的，现已作废。</w:t>
+      </w:r>
+    </w:p>
+    <w:p>
+      <w:pPr>
+        <w:pStyle w:val="ListParagraph"/>
+        <w:numPr>
+          <w:ilvl w:val="0"/>
+          <w:numId w:val="2"/>
+        </w:numPr>
+        <w:spacing w:after="60" w:line="276"/>
+      </w:pPr>
+      <w:r>
+        <w:rPr>
+          <w:sz w:val="22"/>
+          <w:szCs w:val="22"/>
+        </w:rPr>
+        <w:t xml:space="preserve">build/mock/*.json —— 离线开发用的“模拟占位”文件，里面的金山文档来源标签是占位说明，不参与线上数据。</w:t>
+      </w:r>
+    </w:p>
+    <w:p>
+      <w:pPr>
+        <w:pStyle w:val="ListParagraph"/>
+        <w:numPr>
+          <w:ilvl w:val="0"/>
+          <w:numId w:val="2"/>
+        </w:numPr>
+        <w:spacing w:after="60" w:line="276"/>
+      </w:pPr>
+      <w:r>
+        <w:rPr>
+          <w:sz w:val="22"/>
+          <w:szCs w:val="22"/>
+        </w:rPr>
+        <w:t xml:space="preserve">前端运行时（static/）已无任何去金山文档/kdocs 拉数的代码；线上看板打开后不再联网取数，残留只是 data.js 里这两块的“来源标签”和旧值。</w:t>
       </w:r>
     </w:p>
     <w:p>
@@ -2587,7 +3814,7 @@
           <w:sz w:val="22"/>
           <w:szCs w:val="22"/>
         </w:rPr>
-        <w:t xml:space="preserve">一句话总结变化：以前是“联网从云表格拉”，现在是“离线从本地 Excel 读”；对团队的好处是更可控、不依赖外部账号；代价是 Excel 文件要妥善保管、列名别乱改，且换数据时由赵莹统一跑脚本。</w:t>
+        <w:t xml:space="preserve">一句话总结变化：以前“联网从云表格拉”，现在“离线从多份本地 Excel 读”；绝大多数图表已切到 Excel，仅「平台分析·月维度」和「元信息」两块仍贴着旧的金山文档在线来源标签，需要补充对应 Excel 才能彻底脱钩。</w:t>
       </w:r>
     </w:p>
     <w:p>
